--- a/manuscript/submission_ready/03_Supporting_Information_GBM_MXene_Monreal_Hernandez_et_al.docx
+++ b/manuscript/submission_ready/03_Supporting_Information_GBM_MXene_Monreal_Hernandez_et_al.docx
@@ -282,7 +282,7 @@
               <w:rPr>
                 <w:sz w:val="14"/>
               </w:rPr>
-              <w:t>-4.72</w:t>
+              <w:t>-5.13</w:t>
             </w:r>
           </w:p>
         </w:tc>
@@ -388,7 +388,7 @@
               <w:rPr>
                 <w:sz w:val="14"/>
               </w:rPr>
-              <w:t>-5.07</w:t>
+              <w:t>-5.04</w:t>
             </w:r>
           </w:p>
         </w:tc>
@@ -494,7 +494,7 @@
               <w:rPr>
                 <w:sz w:val="14"/>
               </w:rPr>
-              <w:t>-3.96</w:t>
+              <w:t>-3.83</w:t>
             </w:r>
           </w:p>
         </w:tc>
@@ -600,7 +600,7 @@
               <w:rPr>
                 <w:sz w:val="14"/>
               </w:rPr>
-              <w:t>-5.03</w:t>
+              <w:t>-4.96</w:t>
             </w:r>
           </w:p>
         </w:tc>
@@ -706,7 +706,7 @@
               <w:rPr>
                 <w:sz w:val="14"/>
               </w:rPr>
-              <w:t>-6.25</w:t>
+              <w:t>-5.65</w:t>
             </w:r>
           </w:p>
         </w:tc>
@@ -812,7 +812,7 @@
               <w:rPr>
                 <w:sz w:val="14"/>
               </w:rPr>
-              <w:t>-7.63</w:t>
+              <w:t>-7.37</w:t>
             </w:r>
           </w:p>
         </w:tc>
@@ -918,7 +918,7 @@
               <w:rPr>
                 <w:sz w:val="14"/>
               </w:rPr>
-              <w:t>-7.18</w:t>
+              <w:t>-7.23</w:t>
             </w:r>
           </w:p>
         </w:tc>
@@ -1024,7 +1024,7 @@
               <w:rPr>
                 <w:sz w:val="14"/>
               </w:rPr>
-              <w:t>-6.51</w:t>
+              <w:t>-6.18</w:t>
             </w:r>
           </w:p>
         </w:tc>
@@ -1130,7 +1130,7 @@
               <w:rPr>
                 <w:sz w:val="14"/>
               </w:rPr>
-              <w:t>-6.38</w:t>
+              <w:t>-6.26</w:t>
             </w:r>
           </w:p>
         </w:tc>
@@ -1236,7 +1236,7 @@
               <w:rPr>
                 <w:sz w:val="14"/>
               </w:rPr>
-              <w:t>-7.39</w:t>
+              <w:t>-7.47</w:t>
             </w:r>
           </w:p>
         </w:tc>
@@ -1342,7 +1342,7 @@
               <w:rPr>
                 <w:sz w:val="14"/>
               </w:rPr>
-              <w:t>-7.67</w:t>
+              <w:t>-7.58</w:t>
             </w:r>
           </w:p>
         </w:tc>
@@ -1448,7 +1448,7 @@
               <w:rPr>
                 <w:sz w:val="14"/>
               </w:rPr>
-              <w:t>-7.62</w:t>
+              <w:t>-7.47</w:t>
             </w:r>
           </w:p>
         </w:tc>
@@ -1554,7 +1554,7 @@
               <w:rPr>
                 <w:sz w:val="14"/>
               </w:rPr>
-              <w:t>-8.10</w:t>
+              <w:t>-7.63</w:t>
             </w:r>
           </w:p>
         </w:tc>
@@ -1660,7 +1660,7 @@
               <w:rPr>
                 <w:sz w:val="14"/>
               </w:rPr>
-              <w:t>-8.66</w:t>
+              <w:t>-7.67</w:t>
             </w:r>
           </w:p>
         </w:tc>
@@ -1766,7 +1766,7 @@
               <w:rPr>
                 <w:sz w:val="14"/>
               </w:rPr>
-              <w:t>-7.62</w:t>
+              <w:t>-7.27</w:t>
             </w:r>
           </w:p>
         </w:tc>
@@ -1872,7 +1872,7 @@
               <w:rPr>
                 <w:sz w:val="14"/>
               </w:rPr>
-              <w:t>-8.29</w:t>
+              <w:t>-8.81</w:t>
             </w:r>
           </w:p>
         </w:tc>
@@ -1978,7 +1978,7 @@
               <w:rPr>
                 <w:sz w:val="14"/>
               </w:rPr>
-              <w:t>-7.78</w:t>
+              <w:t>-7.25</w:t>
             </w:r>
           </w:p>
         </w:tc>
@@ -2084,7 +2084,7 @@
               <w:rPr>
                 <w:sz w:val="14"/>
               </w:rPr>
-              <w:t>-7.97</w:t>
+              <w:t>-7.68</w:t>
             </w:r>
           </w:p>
         </w:tc>
@@ -2190,7 +2190,7 @@
               <w:rPr>
                 <w:sz w:val="14"/>
               </w:rPr>
-              <w:t>-8.10</w:t>
+              <w:t>-8.22</w:t>
             </w:r>
           </w:p>
         </w:tc>
@@ -2296,7 +2296,7 @@
               <w:rPr>
                 <w:sz w:val="14"/>
               </w:rPr>
-              <w:t>-8.03</w:t>
+              <w:t>-8.11</w:t>
             </w:r>
           </w:p>
         </w:tc>
@@ -2402,7 +2402,7 @@
               <w:rPr>
                 <w:sz w:val="14"/>
               </w:rPr>
-              <w:t>-7.73</w:t>
+              <w:t>-7.37</w:t>
             </w:r>
           </w:p>
         </w:tc>
@@ -2508,7 +2508,7 @@
               <w:rPr>
                 <w:sz w:val="14"/>
               </w:rPr>
-              <w:t>-7.69</w:t>
+              <w:t>-7.79</w:t>
             </w:r>
           </w:p>
         </w:tc>
@@ -2614,7 +2614,7 @@
               <w:rPr>
                 <w:sz w:val="14"/>
               </w:rPr>
-              <w:t>-7.93</w:t>
+              <w:t>-8.23</w:t>
             </w:r>
           </w:p>
         </w:tc>
@@ -2720,7 +2720,7 @@
               <w:rPr>
                 <w:sz w:val="14"/>
               </w:rPr>
-              <w:t>-8.49</w:t>
+              <w:t>-9.18</w:t>
             </w:r>
           </w:p>
         </w:tc>
@@ -2826,7 +2826,7 @@
               <w:rPr>
                 <w:sz w:val="14"/>
               </w:rPr>
-              <w:t>-8.50</w:t>
+              <w:t>-8.25</w:t>
             </w:r>
           </w:p>
         </w:tc>
@@ -2932,7 +2932,7 @@
               <w:rPr>
                 <w:sz w:val="14"/>
               </w:rPr>
-              <w:t>-6.78</w:t>
+              <w:t>-5.75</w:t>
             </w:r>
           </w:p>
         </w:tc>
@@ -3038,7 +3038,7 @@
               <w:rPr>
                 <w:sz w:val="14"/>
               </w:rPr>
-              <w:t>-8.02</w:t>
+              <w:t>-8.96</w:t>
             </w:r>
           </w:p>
         </w:tc>
@@ -3144,7 +3144,7 @@
               <w:rPr>
                 <w:sz w:val="14"/>
               </w:rPr>
-              <w:t>-4.51</w:t>
+              <w:t>nan</w:t>
             </w:r>
           </w:p>
         </w:tc>
@@ -3250,7 +3250,7 @@
               <w:rPr>
                 <w:sz w:val="14"/>
               </w:rPr>
-              <w:t>-6.35</w:t>
+              <w:t>-5.54</w:t>
             </w:r>
           </w:p>
         </w:tc>
@@ -3462,7 +3462,7 @@
               <w:rPr>
                 <w:sz w:val="14"/>
               </w:rPr>
-              <w:t>-5.17</w:t>
+              <w:t>-4.92</w:t>
             </w:r>
           </w:p>
         </w:tc>
@@ -3568,7 +3568,7 @@
               <w:rPr>
                 <w:sz w:val="14"/>
               </w:rPr>
-              <w:t>-8.94</w:t>
+              <w:t>-8.66</w:t>
             </w:r>
           </w:p>
         </w:tc>
@@ -3674,7 +3674,7 @@
               <w:rPr>
                 <w:sz w:val="14"/>
               </w:rPr>
-              <w:t>-7.87</w:t>
+              <w:t>-7.69</w:t>
             </w:r>
           </w:p>
         </w:tc>
@@ -3780,7 +3780,7 @@
               <w:rPr>
                 <w:sz w:val="14"/>
               </w:rPr>
-              <w:t>-7.61</w:t>
+              <w:t>-7.75</w:t>
             </w:r>
           </w:p>
         </w:tc>
@@ -3886,7 +3886,7 @@
               <w:rPr>
                 <w:sz w:val="14"/>
               </w:rPr>
-              <w:t>-7.81</w:t>
+              <w:t>-7.82</w:t>
             </w:r>
           </w:p>
         </w:tc>
